--- a/aura-documents/output/word/09-marketing-and-finance/11-tax-invoice-and-receipt-templates.docx
+++ b/aura-documents/output/word/09-marketing-and-finance/11-tax-invoice-and-receipt-templates.docx
@@ -30,7 +30,7 @@
           <w:color w:val="7A6753"/>
           <w:sz w:val="16"/>
         </w:rPr>
-        <w:t xml:space="preserve">Document No. AUR-FIN-11 · Version 0.1 (Draft) · Owner: General Manager · Effective: </w:t>
+        <w:t xml:space="preserve">Document No. AUR-FIN-11 · Version 0.2 (Draft) · Owner: General Manager · Effective: </w:t>
       </w:r>
       <w:r>
         <w:rPr>
@@ -90,7 +90,7 @@
           <w:color w:val="4A3A2C"/>
           <w:sz w:val="20"/>
         </w:rPr>
-        <w:t>VAT is charged at the standard rate of 5% on taxable supplies once registered. The tax adviser to confirm the VAT treatment of IV nutrient therapy and any clinical services, which may differ.</w:t>
+        <w:t>VAT is charged at the standard rate of 5% on taxable supplies once registered. No medical treatments are offered at launch; the tax adviser to confirm the VAT treatment of any clinical services if they are added in future (for example, IV nutrient therapy, subject to DHA licensing), which may differ.</w:t>
       </w:r>
     </w:p>
     <w:p>
@@ -2531,7 +2531,7 @@
                 <w:color w:val="4A3A2C"/>
                 <w:sz w:val="17"/>
               </w:rPr>
-              <w:t>☐ Card ☐ Bank transfer ☐ Gift card ☐ Other: __________</w:t>
+              <w:t>☐ Apple Pay ☐ Card ☐ Cash ☐ Bank transfer ☐ Gift card ☐ Other: __________ (Tabby to be added later)</w:t>
             </w:r>
           </w:p>
         </w:tc>
@@ -2553,7 +2553,7 @@
                 <w:color w:val="4A3A2C"/>
                 <w:sz w:val="17"/>
               </w:rPr>
-              <w:t>Card last four / transaction ref</w:t>
+              <w:t>Card last four / transaction ref (or cash drawer ref)</w:t>
             </w:r>
           </w:p>
         </w:tc>
@@ -3617,7 +3617,7 @@
                 <w:color w:val="4A3A2C"/>
                 <w:sz w:val="17"/>
               </w:rPr>
-              <w:t>☐ Refund to original card ☐ Bank transfer ☐ Account credit</w:t>
+              <w:t>☐ Refund to original card / Apple Pay ☐ Cash (cash payments only) ☐ Bank transfer ☐ Account credit</w:t>
             </w:r>
           </w:p>
         </w:tc>
